--- a/dosyalar/calisma-kagitlari/10-sinif/arapca-10-1-calisma-kagidi.docx
+++ b/dosyalar/calisma-kagitlari/10-sinif/arapca-10-1-calisma-kagidi.docx
@@ -514,7 +514,7 @@
                 <w:szCs w:val="28"/>
                 <w:rtl/>
               </w:rPr>
-              <w:t xml:space="preserve">اَلسَّفَرُ</w:t>
+              <w:t xml:space="preserve">اَلسَّفَرُ</w:t>
             </w:r>
           </w:p>
         </w:tc>
@@ -684,7 +684,7 @@
                 <w:szCs w:val="28"/>
                 <w:rtl/>
               </w:rPr>
-              <w:t xml:space="preserve">اَلْمَطَارُ</w:t>
+              <w:t xml:space="preserve">اَلمَطَارُ</w:t>
             </w:r>
           </w:p>
         </w:tc>
@@ -854,7 +854,7 @@
                 <w:szCs w:val="28"/>
                 <w:rtl/>
               </w:rPr>
-              <w:t xml:space="preserve">اَلْحَقِيبَةُ</w:t>
+              <w:t xml:space="preserve">اَلحَقِيبَةُ</w:t>
             </w:r>
           </w:p>
         </w:tc>
@@ -1024,7 +1024,7 @@
                 <w:szCs w:val="28"/>
                 <w:rtl/>
               </w:rPr>
-              <w:t xml:space="preserve">اَلتَّذْكِرَةُ</w:t>
+              <w:t xml:space="preserve">اَلتَّذْكِرَةُ</w:t>
             </w:r>
           </w:p>
         </w:tc>
@@ -1194,7 +1194,7 @@
                 <w:szCs w:val="28"/>
                 <w:rtl/>
               </w:rPr>
-              <w:t xml:space="preserve">اَلْفُنْدُقُ</w:t>
+              <w:t xml:space="preserve">اَلفُنْدُقُ</w:t>
             </w:r>
           </w:p>
         </w:tc>
@@ -1364,7 +1364,7 @@
                 <w:szCs w:val="28"/>
                 <w:rtl/>
               </w:rPr>
-              <w:t xml:space="preserve">اَلْجَوَازُ</w:t>
+              <w:t xml:space="preserve">اَلجَوَازُ</w:t>
             </w:r>
           </w:p>
         </w:tc>
@@ -1712,7 +1712,7 @@
                 <w:szCs w:val="30"/>
                 <w:rtl/>
               </w:rPr>
-              <w:t xml:space="preserve">اَلرِّحْلَةُ</w:t>
+              <w:t xml:space="preserve">اَلرِّحْلَةُ</w:t>
             </w:r>
           </w:p>
         </w:tc>
@@ -1808,7 +1808,7 @@
                 <w:szCs w:val="30"/>
                 <w:rtl/>
               </w:rPr>
-              <w:t xml:space="preserve">اَلطَّائِرَةُ</w:t>
+              <w:t xml:space="preserve">اَلطَّائِرَةُ</w:t>
             </w:r>
           </w:p>
         </w:tc>
@@ -1904,7 +1904,7 @@
                 <w:szCs w:val="30"/>
                 <w:rtl/>
               </w:rPr>
-              <w:t xml:space="preserve">اَلْقِطَارُ</w:t>
+              <w:t xml:space="preserve">اَلقِطَارُ</w:t>
             </w:r>
           </w:p>
         </w:tc>
@@ -2000,7 +2000,7 @@
                 <w:szCs w:val="30"/>
                 <w:rtl/>
               </w:rPr>
-              <w:t xml:space="preserve">اَلْحَافِلَةُ</w:t>
+              <w:t xml:space="preserve">اَلحَافِلَةُ</w:t>
             </w:r>
           </w:p>
         </w:tc>
@@ -2096,7 +2096,7 @@
                 <w:szCs w:val="30"/>
                 <w:rtl/>
               </w:rPr>
-              <w:t xml:space="preserve">اَلسَّائِحُ</w:t>
+              <w:t xml:space="preserve">اَلسَّائِحُ</w:t>
             </w:r>
           </w:p>
         </w:tc>
@@ -2192,7 +2192,7 @@
                 <w:szCs w:val="30"/>
                 <w:rtl/>
               </w:rPr>
-              <w:t xml:space="preserve">اَلْمَتْحَفُ</w:t>
+              <w:t xml:space="preserve">اَلمَتْحَفُ</w:t>
             </w:r>
           </w:p>
         </w:tc>
@@ -2288,7 +2288,7 @@
                 <w:szCs w:val="30"/>
                 <w:rtl/>
               </w:rPr>
-              <w:t xml:space="preserve">اَلشَّاطِئُ</w:t>
+              <w:t xml:space="preserve">اَلشَّاطِئُ</w:t>
             </w:r>
           </w:p>
         </w:tc>
@@ -2384,7 +2384,7 @@
                 <w:szCs w:val="30"/>
                 <w:rtl/>
               </w:rPr>
-              <w:t xml:space="preserve">اَلْخَرِيطَةُ</w:t>
+              <w:t xml:space="preserve">اَلخَرِيطَةُ</w:t>
             </w:r>
           </w:p>
         </w:tc>
@@ -2529,7 +2529,7 @@
                 <w:szCs w:val="32"/>
                 <w:rtl/>
               </w:rPr>
-              <w:t xml:space="preserve">رِحْلَتِي الصَّيْفِيَّةُ</w:t>
+              <w:t xml:space="preserve">رِحْلَتِي الصَّيْفِيَّةُ</w:t>
             </w:r>
           </w:p>
           <w:p>
@@ -2547,7 +2547,7 @@
                 <w:szCs w:val="30"/>
                 <w:rtl/>
               </w:rPr>
-              <w:t xml:space="preserve">فِي الْعُطْلَةِ الصَّيْفِيَّةِ سَافَرْتُ مَعَ أُسْرَتِي إِلَى مَدِينَةِ أَنْطَالْيَا.</w:t>
+              <w:t xml:space="preserve">فِي العُطْلَةِ الصَّيْفِيَّةِ سَافَرْتُ مَعَ أُسْرَتِي إِلَى مَدِينَةِ أَنْطَالْيَا.</w:t>
             </w:r>
           </w:p>
           <w:p>
@@ -2565,7 +2565,7 @@
                 <w:szCs w:val="30"/>
                 <w:rtl/>
               </w:rPr>
-              <w:t xml:space="preserve">رَكِبْنَا الطَّائِرَةَ وَوَصَلْنَا بَعْدَ سَاعَةٍ وَنِصْفٍ.</w:t>
+              <w:t xml:space="preserve">رَكِبْنَا الطَّائِرَةَ وَوَصَلْنَا بَعْدَ سَاعَةٍ وَنِصْفٍ.</w:t>
             </w:r>
           </w:p>
           <w:p>
@@ -2583,7 +2583,7 @@
                 <w:szCs w:val="30"/>
                 <w:rtl/>
               </w:rPr>
-              <w:t xml:space="preserve">نَزَلْنَا فِي فُنْدُقٍ قَرِيبٍ مِنَ الشَّاطِئِ وَسَبَحْنَا فِي الْبَحْرِ كُلَّ يَوْمٍ.</w:t>
+              <w:t xml:space="preserve">نَزَلْنَا فِي فُنْدُقٍ قَرِيبٍ مِن الشَّاطِئِ وَسَبَحْنَا فِي البَحْرِ كُلَّ يَوْمٍ.</w:t>
             </w:r>
           </w:p>
           <w:p>
@@ -2601,7 +2601,7 @@
                 <w:szCs w:val="30"/>
                 <w:rtl/>
               </w:rPr>
-              <w:t xml:space="preserve">زُرْنَا الْمَتْحَفَ وَاشْتَرَيْنَا هَدَايَا لِأَصْدِقَائِنَا.</w:t>
+              <w:t xml:space="preserve">زُرْنَا المَتْحَفَ وَاشْتَرَيْنَا هَدَايَا لِأَصْدِقَائِنَا.</w:t>
             </w:r>
           </w:p>
         </w:tc>
@@ -2655,7 +2655,7 @@
           <w:szCs w:val="28"/>
           <w:rtl/>
         </w:rPr>
-        <w:t xml:space="preserve">إِلَى أَيْنَ سَافَرَتِ الْأُسْرَةُ ؟</w:t>
+        <w:t xml:space="preserve">إِلَى أَيْن سَافَرَتِ الأُسْرَةُ ؟</w:t>
       </w:r>
     </w:p>
     <w:p>
@@ -2767,7 +2767,7 @@
           <w:szCs w:val="28"/>
           <w:rtl/>
         </w:rPr>
-        <w:t xml:space="preserve">أَيْنَ نَزَلُوا ؟</w:t>
+        <w:t xml:space="preserve">أَيْن نَزَلُوا ؟</w:t>
       </w:r>
     </w:p>
     <w:p>
@@ -3126,7 +3126,7 @@
                 <w:szCs w:val="28"/>
                 <w:rtl/>
               </w:rPr>
-              <w:t xml:space="preserve">سَافَرَتِ الْأُسْرَةُ إِلَى أَنْقَرَةَ.</w:t>
+              <w:t xml:space="preserve">سَافَرَتِ الأُسْرَةُ إِلَى أَنْقَرَة.</w:t>
             </w:r>
           </w:p>
         </w:tc>
@@ -3252,7 +3252,7 @@
                 <w:szCs w:val="28"/>
                 <w:rtl/>
               </w:rPr>
-              <w:t xml:space="preserve">رَكِبُوا الْقِطَارَ.</w:t>
+              <w:t xml:space="preserve">رَكِبُوا القِطَارَ.</w:t>
             </w:r>
           </w:p>
         </w:tc>
@@ -3378,7 +3378,7 @@
                 <w:szCs w:val="28"/>
                 <w:rtl/>
               </w:rPr>
-              <w:t xml:space="preserve">نَزَلُوا فِي فُنْدُقٍ قَرِيبٍ مِنَ الشَّاطِئِ.</w:t>
+              <w:t xml:space="preserve">نَزَلُوا فِي فُنْدُقٍ قَرِيبٍ مِن الشَّاطِئِ.</w:t>
             </w:r>
           </w:p>
         </w:tc>
@@ -3504,7 +3504,7 @@
                 <w:szCs w:val="28"/>
                 <w:rtl/>
               </w:rPr>
-              <w:t xml:space="preserve">سَبَحُوا فِي الْبَحْرِ كُلَّ يَوْمٍ.</w:t>
+              <w:t xml:space="preserve">سَبَحُوا فِي البَحْرِ كُلَّ يَوْمٍ.</w:t>
             </w:r>
           </w:p>
         </w:tc>
@@ -3630,7 +3630,7 @@
                 <w:szCs w:val="28"/>
                 <w:rtl/>
               </w:rPr>
-              <w:t xml:space="preserve">زَارُوا الْمَتْحَفَ.</w:t>
+              <w:t xml:space="preserve">زَارُوا المَتْحَفَ.</w:t>
             </w:r>
           </w:p>
         </w:tc>
@@ -4507,7 +4507,7 @@
                 <w:szCs w:val="30"/>
                 <w:rtl/>
               </w:rPr>
-              <w:t xml:space="preserve">سَافَرْتُ   —   رَكِبْتُ   —   زُرْتُ   —   اِشْتَرَيْتُ   —   اَلرِّحْلَةُ   —   جَمِيلٌ</w:t>
+              <w:t xml:space="preserve">سَافَرْتُ   —   رَكِبْتُ   —   زُرْتُ   —   اِشْتَرَيْتُ   —   اَلرِّحْلَةُ   —   جَمِيلٌ</w:t>
             </w:r>
           </w:p>
         </w:tc>
@@ -5055,7 +5055,7 @@
                 <w:szCs w:val="25"/>
                 <w:rtl/>
               </w:rPr>
-              <w:t xml:space="preserve">رَكِبُوا الطَّائِرَةَ.</w:t>
+              <w:t xml:space="preserve">رَكِبُوا الطَّائِرَةَ.</w:t>
             </w:r>
           </w:p>
           <w:p>
@@ -5073,7 +5073,7 @@
                 <w:szCs w:val="25"/>
                 <w:rtl/>
               </w:rPr>
-              <w:t xml:space="preserve">نَزَلُوا فِي فُنْدُقٍ قَرِيبٍ مِنَ الشَّاطِئِ.</w:t>
+              <w:t xml:space="preserve">نَزَلُوا فِي فُنْدُقٍ قَرِيبٍ مِن الشَّاطِئِ.</w:t>
             </w:r>
           </w:p>
           <w:p>
@@ -5217,7 +5217,7 @@
                 <w:szCs w:val="25"/>
                 <w:rtl/>
               </w:rPr>
-              <w:t xml:space="preserve">ذَهَبْنَا إِلَى الشَّاطِئِ فِي الصَّيْفِ.</w:t>
+              <w:t xml:space="preserve">ذَهَبْنَا إِلَى الشَّاطِئِ فِي الصَّيْفِ.</w:t>
             </w:r>
           </w:p>
           <w:p>
@@ -5235,7 +5235,7 @@
                 <w:szCs w:val="25"/>
                 <w:rtl/>
               </w:rPr>
-              <w:t xml:space="preserve">رَكِبْنَا الطَّائِرَةَ.</w:t>
+              <w:t xml:space="preserve">رَكِبْنَا الطَّائِرَةَ.</w:t>
             </w:r>
           </w:p>
           <w:p>
@@ -5271,7 +5271,7 @@
                 <w:szCs w:val="25"/>
                 <w:rtl/>
               </w:rPr>
-              <w:t xml:space="preserve">زُرْنَا الْمَتْحَفَ.</w:t>
+              <w:t xml:space="preserve">زُرْنَا المَتْحَفَ.</w:t>
             </w:r>
           </w:p>
           <w:p>
@@ -5289,7 +5289,7 @@
                 <w:szCs w:val="25"/>
                 <w:rtl/>
               </w:rPr>
-              <w:t xml:space="preserve">كَانَتِ الرِّحْلَةُ جَمِيلَةً جِدًّا.</w:t>
+              <w:t xml:space="preserve">كَانَتِ الرِّحْلَةُ جَمِيلَةً جِدًّا.</w:t>
             </w:r>
           </w:p>
         </w:tc>

--- a/dosyalar/calisma-kagitlari/10-sinif/arapca-10-1-calisma-kagidi.docx
+++ b/dosyalar/calisma-kagitlari/10-sinif/arapca-10-1-calisma-kagidi.docx
@@ -506,7 +506,7 @@
             </w:pPr>
             <w:r>
               <w:rPr>
-                <w:rFonts w:ascii="Markazi Text" w:cs="Markazi Text" w:eastAsia="Markazi Text" w:hAnsi="Markazi Text"/>
+                <w:rFonts w:ascii="Arakom" w:cs="Arakom" w:eastAsia="Arakom" w:hAnsi="Arakom"/>
                 <w:b w:val="false"/>
                 <w:bCs w:val="false"/>
                 <w:color w:val="111111"/>
@@ -676,7 +676,7 @@
             </w:pPr>
             <w:r>
               <w:rPr>
-                <w:rFonts w:ascii="Markazi Text" w:cs="Markazi Text" w:eastAsia="Markazi Text" w:hAnsi="Markazi Text"/>
+                <w:rFonts w:ascii="Arakom" w:cs="Arakom" w:eastAsia="Arakom" w:hAnsi="Arakom"/>
                 <w:b w:val="false"/>
                 <w:bCs w:val="false"/>
                 <w:color w:val="111111"/>
@@ -846,7 +846,7 @@
             </w:pPr>
             <w:r>
               <w:rPr>
-                <w:rFonts w:ascii="Markazi Text" w:cs="Markazi Text" w:eastAsia="Markazi Text" w:hAnsi="Markazi Text"/>
+                <w:rFonts w:ascii="Arakom" w:cs="Arakom" w:eastAsia="Arakom" w:hAnsi="Arakom"/>
                 <w:b w:val="false"/>
                 <w:bCs w:val="false"/>
                 <w:color w:val="111111"/>
@@ -1016,7 +1016,7 @@
             </w:pPr>
             <w:r>
               <w:rPr>
-                <w:rFonts w:ascii="Markazi Text" w:cs="Markazi Text" w:eastAsia="Markazi Text" w:hAnsi="Markazi Text"/>
+                <w:rFonts w:ascii="Arakom" w:cs="Arakom" w:eastAsia="Arakom" w:hAnsi="Arakom"/>
                 <w:b w:val="false"/>
                 <w:bCs w:val="false"/>
                 <w:color w:val="111111"/>
@@ -1186,7 +1186,7 @@
             </w:pPr>
             <w:r>
               <w:rPr>
-                <w:rFonts w:ascii="Markazi Text" w:cs="Markazi Text" w:eastAsia="Markazi Text" w:hAnsi="Markazi Text"/>
+                <w:rFonts w:ascii="Arakom" w:cs="Arakom" w:eastAsia="Arakom" w:hAnsi="Arakom"/>
                 <w:b w:val="false"/>
                 <w:bCs w:val="false"/>
                 <w:color w:val="111111"/>
@@ -1356,7 +1356,7 @@
             </w:pPr>
             <w:r>
               <w:rPr>
-                <w:rFonts w:ascii="Markazi Text" w:cs="Markazi Text" w:eastAsia="Markazi Text" w:hAnsi="Markazi Text"/>
+                <w:rFonts w:ascii="Arakom" w:cs="Arakom" w:eastAsia="Arakom" w:hAnsi="Arakom"/>
                 <w:b w:val="false"/>
                 <w:bCs w:val="false"/>
                 <w:color w:val="111111"/>
@@ -1704,7 +1704,7 @@
             </w:pPr>
             <w:r>
               <w:rPr>
-                <w:rFonts w:ascii="Markazi Text" w:cs="Markazi Text" w:eastAsia="Markazi Text" w:hAnsi="Markazi Text"/>
+                <w:rFonts w:ascii="Arakom" w:cs="Arakom" w:eastAsia="Arakom" w:hAnsi="Arakom"/>
                 <w:b w:val="false"/>
                 <w:bCs w:val="false"/>
                 <w:color w:val="111111"/>
@@ -1800,7 +1800,7 @@
             </w:pPr>
             <w:r>
               <w:rPr>
-                <w:rFonts w:ascii="Markazi Text" w:cs="Markazi Text" w:eastAsia="Markazi Text" w:hAnsi="Markazi Text"/>
+                <w:rFonts w:ascii="Arakom" w:cs="Arakom" w:eastAsia="Arakom" w:hAnsi="Arakom"/>
                 <w:b w:val="false"/>
                 <w:bCs w:val="false"/>
                 <w:color w:val="111111"/>
@@ -1896,7 +1896,7 @@
             </w:pPr>
             <w:r>
               <w:rPr>
-                <w:rFonts w:ascii="Markazi Text" w:cs="Markazi Text" w:eastAsia="Markazi Text" w:hAnsi="Markazi Text"/>
+                <w:rFonts w:ascii="Arakom" w:cs="Arakom" w:eastAsia="Arakom" w:hAnsi="Arakom"/>
                 <w:b w:val="false"/>
                 <w:bCs w:val="false"/>
                 <w:color w:val="111111"/>
@@ -1992,7 +1992,7 @@
             </w:pPr>
             <w:r>
               <w:rPr>
-                <w:rFonts w:ascii="Markazi Text" w:cs="Markazi Text" w:eastAsia="Markazi Text" w:hAnsi="Markazi Text"/>
+                <w:rFonts w:ascii="Arakom" w:cs="Arakom" w:eastAsia="Arakom" w:hAnsi="Arakom"/>
                 <w:b w:val="false"/>
                 <w:bCs w:val="false"/>
                 <w:color w:val="111111"/>
@@ -2088,7 +2088,7 @@
             </w:pPr>
             <w:r>
               <w:rPr>
-                <w:rFonts w:ascii="Markazi Text" w:cs="Markazi Text" w:eastAsia="Markazi Text" w:hAnsi="Markazi Text"/>
+                <w:rFonts w:ascii="Arakom" w:cs="Arakom" w:eastAsia="Arakom" w:hAnsi="Arakom"/>
                 <w:b w:val="false"/>
                 <w:bCs w:val="false"/>
                 <w:color w:val="111111"/>
@@ -2184,7 +2184,7 @@
             </w:pPr>
             <w:r>
               <w:rPr>
-                <w:rFonts w:ascii="Markazi Text" w:cs="Markazi Text" w:eastAsia="Markazi Text" w:hAnsi="Markazi Text"/>
+                <w:rFonts w:ascii="Arakom" w:cs="Arakom" w:eastAsia="Arakom" w:hAnsi="Arakom"/>
                 <w:b w:val="false"/>
                 <w:bCs w:val="false"/>
                 <w:color w:val="111111"/>
@@ -2280,7 +2280,7 @@
             </w:pPr>
             <w:r>
               <w:rPr>
-                <w:rFonts w:ascii="Markazi Text" w:cs="Markazi Text" w:eastAsia="Markazi Text" w:hAnsi="Markazi Text"/>
+                <w:rFonts w:ascii="Arakom" w:cs="Arakom" w:eastAsia="Arakom" w:hAnsi="Arakom"/>
                 <w:b w:val="false"/>
                 <w:bCs w:val="false"/>
                 <w:color w:val="111111"/>
@@ -2376,7 +2376,7 @@
             </w:pPr>
             <w:r>
               <w:rPr>
-                <w:rFonts w:ascii="Markazi Text" w:cs="Markazi Text" w:eastAsia="Markazi Text" w:hAnsi="Markazi Text"/>
+                <w:rFonts w:ascii="Arakom" w:cs="Arakom" w:eastAsia="Arakom" w:hAnsi="Arakom"/>
                 <w:b w:val="false"/>
                 <w:bCs w:val="false"/>
                 <w:color w:val="111111"/>
@@ -2521,7 +2521,7 @@
             </w:pPr>
             <w:r>
               <w:rPr>
-                <w:rFonts w:ascii="Markazi Text" w:cs="Markazi Text" w:eastAsia="Markazi Text" w:hAnsi="Markazi Text"/>
+                <w:rFonts w:ascii="Arakom" w:cs="Arakom" w:eastAsia="Arakom" w:hAnsi="Arakom"/>
                 <w:b/>
                 <w:bCs/>
                 <w:color w:val="111111"/>
@@ -2539,7 +2539,7 @@
             </w:pPr>
             <w:r>
               <w:rPr>
-                <w:rFonts w:ascii="Markazi Text" w:cs="Markazi Text" w:eastAsia="Markazi Text" w:hAnsi="Markazi Text"/>
+                <w:rFonts w:ascii="Arakom" w:cs="Arakom" w:eastAsia="Arakom" w:hAnsi="Arakom"/>
                 <w:b w:val="false"/>
                 <w:bCs w:val="false"/>
                 <w:color w:val="111111"/>
@@ -2557,7 +2557,7 @@
             </w:pPr>
             <w:r>
               <w:rPr>
-                <w:rFonts w:ascii="Markazi Text" w:cs="Markazi Text" w:eastAsia="Markazi Text" w:hAnsi="Markazi Text"/>
+                <w:rFonts w:ascii="Arakom" w:cs="Arakom" w:eastAsia="Arakom" w:hAnsi="Arakom"/>
                 <w:b w:val="false"/>
                 <w:bCs w:val="false"/>
                 <w:color w:val="111111"/>
@@ -2575,7 +2575,7 @@
             </w:pPr>
             <w:r>
               <w:rPr>
-                <w:rFonts w:ascii="Markazi Text" w:cs="Markazi Text" w:eastAsia="Markazi Text" w:hAnsi="Markazi Text"/>
+                <w:rFonts w:ascii="Arakom" w:cs="Arakom" w:eastAsia="Arakom" w:hAnsi="Arakom"/>
                 <w:b w:val="false"/>
                 <w:bCs w:val="false"/>
                 <w:color w:val="111111"/>
@@ -2593,7 +2593,7 @@
             </w:pPr>
             <w:r>
               <w:rPr>
-                <w:rFonts w:ascii="Markazi Text" w:cs="Markazi Text" w:eastAsia="Markazi Text" w:hAnsi="Markazi Text"/>
+                <w:rFonts w:ascii="Arakom" w:cs="Arakom" w:eastAsia="Arakom" w:hAnsi="Arakom"/>
                 <w:b w:val="false"/>
                 <w:bCs w:val="false"/>
                 <w:color w:val="111111"/>
@@ -2647,7 +2647,7 @@
       </w:r>
       <w:r>
         <w:rPr>
-          <w:rFonts w:ascii="Markazi Text" w:cs="Markazi Text" w:eastAsia="Markazi Text" w:hAnsi="Markazi Text"/>
+          <w:rFonts w:ascii="Arakom" w:cs="Arakom" w:eastAsia="Arakom" w:hAnsi="Arakom"/>
           <w:b w:val="false"/>
           <w:bCs w:val="false"/>
           <w:color w:val="111111"/>
@@ -2703,7 +2703,7 @@
       </w:r>
       <w:r>
         <w:rPr>
-          <w:rFonts w:ascii="Markazi Text" w:cs="Markazi Text" w:eastAsia="Markazi Text" w:hAnsi="Markazi Text"/>
+          <w:rFonts w:ascii="Arakom" w:cs="Arakom" w:eastAsia="Arakom" w:hAnsi="Arakom"/>
           <w:b w:val="false"/>
           <w:bCs w:val="false"/>
           <w:color w:val="111111"/>
@@ -2759,7 +2759,7 @@
       </w:r>
       <w:r>
         <w:rPr>
-          <w:rFonts w:ascii="Markazi Text" w:cs="Markazi Text" w:eastAsia="Markazi Text" w:hAnsi="Markazi Text"/>
+          <w:rFonts w:ascii="Arakom" w:cs="Arakom" w:eastAsia="Arakom" w:hAnsi="Arakom"/>
           <w:b w:val="false"/>
           <w:bCs w:val="false"/>
           <w:color w:val="111111"/>
@@ -2815,7 +2815,7 @@
       </w:r>
       <w:r>
         <w:rPr>
-          <w:rFonts w:ascii="Markazi Text" w:cs="Markazi Text" w:eastAsia="Markazi Text" w:hAnsi="Markazi Text"/>
+          <w:rFonts w:ascii="Arakom" w:cs="Arakom" w:eastAsia="Arakom" w:hAnsi="Arakom"/>
           <w:b w:val="false"/>
           <w:bCs w:val="false"/>
           <w:color w:val="111111"/>
@@ -3118,7 +3118,7 @@
             </w:pPr>
             <w:r>
               <w:rPr>
-                <w:rFonts w:ascii="Markazi Text" w:cs="Markazi Text" w:eastAsia="Markazi Text" w:hAnsi="Markazi Text"/>
+                <w:rFonts w:ascii="Arakom" w:cs="Arakom" w:eastAsia="Arakom" w:hAnsi="Arakom"/>
                 <w:b w:val="false"/>
                 <w:bCs w:val="false"/>
                 <w:color w:val="111111"/>
@@ -3244,7 +3244,7 @@
             </w:pPr>
             <w:r>
               <w:rPr>
-                <w:rFonts w:ascii="Markazi Text" w:cs="Markazi Text" w:eastAsia="Markazi Text" w:hAnsi="Markazi Text"/>
+                <w:rFonts w:ascii="Arakom" w:cs="Arakom" w:eastAsia="Arakom" w:hAnsi="Arakom"/>
                 <w:b w:val="false"/>
                 <w:bCs w:val="false"/>
                 <w:color w:val="111111"/>
@@ -3370,7 +3370,7 @@
             </w:pPr>
             <w:r>
               <w:rPr>
-                <w:rFonts w:ascii="Markazi Text" w:cs="Markazi Text" w:eastAsia="Markazi Text" w:hAnsi="Markazi Text"/>
+                <w:rFonts w:ascii="Arakom" w:cs="Arakom" w:eastAsia="Arakom" w:hAnsi="Arakom"/>
                 <w:b w:val="false"/>
                 <w:bCs w:val="false"/>
                 <w:color w:val="111111"/>
@@ -3496,7 +3496,7 @@
             </w:pPr>
             <w:r>
               <w:rPr>
-                <w:rFonts w:ascii="Markazi Text" w:cs="Markazi Text" w:eastAsia="Markazi Text" w:hAnsi="Markazi Text"/>
+                <w:rFonts w:ascii="Arakom" w:cs="Arakom" w:eastAsia="Arakom" w:hAnsi="Arakom"/>
                 <w:b w:val="false"/>
                 <w:bCs w:val="false"/>
                 <w:color w:val="111111"/>
@@ -3622,7 +3622,7 @@
             </w:pPr>
             <w:r>
               <w:rPr>
-                <w:rFonts w:ascii="Markazi Text" w:cs="Markazi Text" w:eastAsia="Markazi Text" w:hAnsi="Markazi Text"/>
+                <w:rFonts w:ascii="Arakom" w:cs="Arakom" w:eastAsia="Arakom" w:hAnsi="Arakom"/>
                 <w:b w:val="false"/>
                 <w:bCs w:val="false"/>
                 <w:color w:val="111111"/>
@@ -3962,7 +3962,7 @@
             </w:pPr>
             <w:r>
               <w:rPr>
-                <w:rFonts w:ascii="Markazi Text" w:cs="Markazi Text" w:eastAsia="Markazi Text" w:hAnsi="Markazi Text"/>
+                <w:rFonts w:ascii="Arakom" w:cs="Arakom" w:eastAsia="Arakom" w:hAnsi="Arakom"/>
                 <w:b w:val="false"/>
                 <w:bCs w:val="false"/>
                 <w:color w:val="111111"/>
@@ -4058,7 +4058,7 @@
             </w:pPr>
             <w:r>
               <w:rPr>
-                <w:rFonts w:ascii="Markazi Text" w:cs="Markazi Text" w:eastAsia="Markazi Text" w:hAnsi="Markazi Text"/>
+                <w:rFonts w:ascii="Arakom" w:cs="Arakom" w:eastAsia="Arakom" w:hAnsi="Arakom"/>
                 <w:b w:val="false"/>
                 <w:bCs w:val="false"/>
                 <w:color w:val="111111"/>
@@ -4154,7 +4154,7 @@
             </w:pPr>
             <w:r>
               <w:rPr>
-                <w:rFonts w:ascii="Markazi Text" w:cs="Markazi Text" w:eastAsia="Markazi Text" w:hAnsi="Markazi Text"/>
+                <w:rFonts w:ascii="Arakom" w:cs="Arakom" w:eastAsia="Arakom" w:hAnsi="Arakom"/>
                 <w:b w:val="false"/>
                 <w:bCs w:val="false"/>
                 <w:color w:val="111111"/>
@@ -4250,7 +4250,7 @@
             </w:pPr>
             <w:r>
               <w:rPr>
-                <w:rFonts w:ascii="Markazi Text" w:cs="Markazi Text" w:eastAsia="Markazi Text" w:hAnsi="Markazi Text"/>
+                <w:rFonts w:ascii="Arakom" w:cs="Arakom" w:eastAsia="Arakom" w:hAnsi="Arakom"/>
                 <w:b w:val="false"/>
                 <w:bCs w:val="false"/>
                 <w:color w:val="111111"/>
@@ -4346,7 +4346,7 @@
             </w:pPr>
             <w:r>
               <w:rPr>
-                <w:rFonts w:ascii="Markazi Text" w:cs="Markazi Text" w:eastAsia="Markazi Text" w:hAnsi="Markazi Text"/>
+                <w:rFonts w:ascii="Arakom" w:cs="Arakom" w:eastAsia="Arakom" w:hAnsi="Arakom"/>
                 <w:b w:val="false"/>
                 <w:bCs w:val="false"/>
                 <w:color w:val="111111"/>
@@ -4499,7 +4499,7 @@
             </w:pPr>
             <w:r>
               <w:rPr>
-                <w:rFonts w:ascii="Markazi Text" w:cs="Markazi Text" w:eastAsia="Markazi Text" w:hAnsi="Markazi Text"/>
+                <w:rFonts w:ascii="Arakom" w:cs="Arakom" w:eastAsia="Arakom" w:hAnsi="Arakom"/>
                 <w:b w:val="false"/>
                 <w:bCs w:val="false"/>
                 <w:color w:val="111111"/>
@@ -5029,7 +5029,7 @@
             </w:pPr>
             <w:r>
               <w:rPr>
-                <w:rFonts w:ascii="Markazi Text" w:cs="Markazi Text" w:eastAsia="Markazi Text" w:hAnsi="Markazi Text"/>
+                <w:rFonts w:ascii="Arakom" w:cs="Arakom" w:eastAsia="Arakom" w:hAnsi="Arakom"/>
                 <w:b w:val="false"/>
                 <w:bCs w:val="false"/>
                 <w:color w:val="111111"/>
@@ -5047,7 +5047,7 @@
             </w:pPr>
             <w:r>
               <w:rPr>
-                <w:rFonts w:ascii="Markazi Text" w:cs="Markazi Text" w:eastAsia="Markazi Text" w:hAnsi="Markazi Text"/>
+                <w:rFonts w:ascii="Arakom" w:cs="Arakom" w:eastAsia="Arakom" w:hAnsi="Arakom"/>
                 <w:b w:val="false"/>
                 <w:bCs w:val="false"/>
                 <w:color w:val="111111"/>
@@ -5065,7 +5065,7 @@
             </w:pPr>
             <w:r>
               <w:rPr>
-                <w:rFonts w:ascii="Markazi Text" w:cs="Markazi Text" w:eastAsia="Markazi Text" w:hAnsi="Markazi Text"/>
+                <w:rFonts w:ascii="Arakom" w:cs="Arakom" w:eastAsia="Arakom" w:hAnsi="Arakom"/>
                 <w:b w:val="false"/>
                 <w:bCs w:val="false"/>
                 <w:color w:val="111111"/>
@@ -5083,7 +5083,7 @@
             </w:pPr>
             <w:r>
               <w:rPr>
-                <w:rFonts w:ascii="Markazi Text" w:cs="Markazi Text" w:eastAsia="Markazi Text" w:hAnsi="Markazi Text"/>
+                <w:rFonts w:ascii="Arakom" w:cs="Arakom" w:eastAsia="Arakom" w:hAnsi="Arakom"/>
                 <w:b w:val="false"/>
                 <w:bCs w:val="false"/>
                 <w:color w:val="111111"/>
@@ -5209,7 +5209,7 @@
             </w:pPr>
             <w:r>
               <w:rPr>
-                <w:rFonts w:ascii="Markazi Text" w:cs="Markazi Text" w:eastAsia="Markazi Text" w:hAnsi="Markazi Text"/>
+                <w:rFonts w:ascii="Arakom" w:cs="Arakom" w:eastAsia="Arakom" w:hAnsi="Arakom"/>
                 <w:b w:val="false"/>
                 <w:bCs w:val="false"/>
                 <w:color w:val="111111"/>
@@ -5227,7 +5227,7 @@
             </w:pPr>
             <w:r>
               <w:rPr>
-                <w:rFonts w:ascii="Markazi Text" w:cs="Markazi Text" w:eastAsia="Markazi Text" w:hAnsi="Markazi Text"/>
+                <w:rFonts w:ascii="Arakom" w:cs="Arakom" w:eastAsia="Arakom" w:hAnsi="Arakom"/>
                 <w:b w:val="false"/>
                 <w:bCs w:val="false"/>
                 <w:color w:val="111111"/>
@@ -5245,7 +5245,7 @@
             </w:pPr>
             <w:r>
               <w:rPr>
-                <w:rFonts w:ascii="Markazi Text" w:cs="Markazi Text" w:eastAsia="Markazi Text" w:hAnsi="Markazi Text"/>
+                <w:rFonts w:ascii="Arakom" w:cs="Arakom" w:eastAsia="Arakom" w:hAnsi="Arakom"/>
                 <w:b w:val="false"/>
                 <w:bCs w:val="false"/>
                 <w:color w:val="111111"/>
@@ -5263,7 +5263,7 @@
             </w:pPr>
             <w:r>
               <w:rPr>
-                <w:rFonts w:ascii="Markazi Text" w:cs="Markazi Text" w:eastAsia="Markazi Text" w:hAnsi="Markazi Text"/>
+                <w:rFonts w:ascii="Arakom" w:cs="Arakom" w:eastAsia="Arakom" w:hAnsi="Arakom"/>
                 <w:b w:val="false"/>
                 <w:bCs w:val="false"/>
                 <w:color w:val="111111"/>
@@ -5281,7 +5281,7 @@
             </w:pPr>
             <w:r>
               <w:rPr>
-                <w:rFonts w:ascii="Markazi Text" w:cs="Markazi Text" w:eastAsia="Markazi Text" w:hAnsi="Markazi Text"/>
+                <w:rFonts w:ascii="Arakom" w:cs="Arakom" w:eastAsia="Arakom" w:hAnsi="Arakom"/>
                 <w:b w:val="false"/>
                 <w:bCs w:val="false"/>
                 <w:color w:val="111111"/>
